--- a/Files/04 - Bamidbar/06 - Chukas/5785/Chukas 5785.docx
+++ b/Files/04 - Bamidbar/06 - Chukas/5785/Chukas 5785.docx
@@ -95,7 +95,19 @@
         <w:rPr>
           <w:rFonts w:ascii="Times New Roman" w:hAnsi="Times New Roman" w:cs="Times New Roman"/>
         </w:rPr>
-        <w:t xml:space="preserve">s birthday </w:t>
+        <w:t xml:space="preserve">s </w:t>
+      </w:r>
+      <w:r>
+        <w:rPr>
+          <w:rFonts w:ascii="Times New Roman" w:hAnsi="Times New Roman" w:cs="Times New Roman"/>
+        </w:rPr>
+        <w:t>bar mitzvah</w:t>
+      </w:r>
+      <w:r>
+        <w:rPr>
+          <w:rFonts w:ascii="Times New Roman" w:hAnsi="Times New Roman" w:cs="Times New Roman"/>
+        </w:rPr>
+        <w:t xml:space="preserve"> </w:t>
       </w:r>
       <w:r>
         <w:rPr>
@@ -367,7 +379,19 @@
         <w:rPr>
           <w:rFonts w:ascii="Times New Roman" w:hAnsi="Times New Roman" w:cs="Times New Roman"/>
         </w:rPr>
-        <w:t xml:space="preserve">. So in that context, with so many </w:t>
+        <w:t xml:space="preserve">. </w:t>
+      </w:r>
+      <w:r>
+        <w:rPr>
+          <w:rFonts w:ascii="Times New Roman" w:hAnsi="Times New Roman" w:cs="Times New Roman"/>
+        </w:rPr>
+        <w:t>I</w:t>
+      </w:r>
+      <w:r>
+        <w:rPr>
+          <w:rFonts w:ascii="Times New Roman" w:hAnsi="Times New Roman" w:cs="Times New Roman"/>
+        </w:rPr>
+        <w:t xml:space="preserve">n that context, with so many </w:t>
       </w:r>
       <w:r>
         <w:rPr>
@@ -1085,7 +1109,7 @@
           <w:rFonts w:ascii="Times New Roman" w:hAnsi="Times New Roman" w:cs="Times New Roman"/>
           <w:rtl/>
         </w:rPr>
-        <w:t>״</w:t>
+        <w:t>"</w:t>
       </w:r>
       <w:r>
         <w:rPr>
@@ -1136,7 +1160,7 @@
           <w:rFonts w:ascii="Times New Roman" w:hAnsi="Times New Roman" w:cs="Times New Roman"/>
           <w:rtl/>
         </w:rPr>
-        <w:t>״</w:t>
+        <w:t>"</w:t>
       </w:r>
       <w:r>
         <w:rPr>
@@ -1214,7 +1238,7 @@
           <w:rFonts w:ascii="Times New Roman" w:hAnsi="Times New Roman" w:cs="Times New Roman"/>
           <w:rtl/>
         </w:rPr>
-        <w:t>״</w:t>
+        <w:t>"</w:t>
       </w:r>
       <w:r>
         <w:rPr>
@@ -1283,7 +1307,7 @@
           <w:rFonts w:ascii="Times New Roman" w:hAnsi="Times New Roman" w:cs="Times New Roman"/>
           <w:rtl/>
         </w:rPr>
-        <w:t>״</w:t>
+        <w:t>"</w:t>
       </w:r>
       <w:r>
         <w:rPr>
@@ -1315,20 +1339,7 @@
         <w:rPr>
           <w:rFonts w:ascii="Times New Roman" w:hAnsi="Times New Roman" w:cs="Times New Roman"/>
         </w:rPr>
-        <w:t xml:space="preserve"> for the </w:t>
-      </w:r>
-      <w:r>
-        <w:rPr>
-          <w:rFonts w:ascii="Times New Roman" w:hAnsi="Times New Roman" w:cs="Times New Roman" w:hint="cs"/>
-          <w:rtl/>
-        </w:rPr>
-        <w:t>דורות</w:t>
-      </w:r>
-      <w:r>
-        <w:rPr>
-          <w:rFonts w:ascii="Times New Roman" w:hAnsi="Times New Roman" w:cs="Times New Roman"/>
-        </w:rPr>
-        <w:t>, for all generations.</w:t>
+        <w:t xml:space="preserve"> for all generations.</w:t>
       </w:r>
       <w:r>
         <w:rPr>
@@ -1360,7 +1371,7 @@
           <w:rFonts w:ascii="Times New Roman" w:hAnsi="Times New Roman" w:cs="Times New Roman"/>
           <w:rtl/>
         </w:rPr>
-        <w:t>״</w:t>
+        <w:t>"</w:t>
       </w:r>
       <w:r>
         <w:rPr>
@@ -1698,7 +1709,7 @@
           <w:rFonts w:ascii="Times New Roman" w:hAnsi="Times New Roman" w:cs="Times New Roman"/>
           <w:rtl/>
         </w:rPr>
-        <w:t>״</w:t>
+        <w:t>"</w:t>
       </w:r>
       <w:r>
         <w:rPr>
@@ -1843,7 +1854,19 @@
         <w:rPr>
           <w:rFonts w:ascii="Times New Roman" w:hAnsi="Times New Roman" w:cs="Times New Roman"/>
         </w:rPr>
-        <w:t xml:space="preserve">Instead, it would </w:t>
+        <w:t>Instead, it would</w:t>
+      </w:r>
+      <w:r>
+        <w:rPr>
+          <w:rFonts w:ascii="Times New Roman" w:hAnsi="Times New Roman" w:cs="Times New Roman"/>
+        </w:rPr>
+        <w:t xml:space="preserve"> be</w:t>
+      </w:r>
+      <w:r>
+        <w:rPr>
+          <w:rFonts w:ascii="Times New Roman" w:hAnsi="Times New Roman" w:cs="Times New Roman"/>
+        </w:rPr>
+        <w:t xml:space="preserve"> </w:t>
       </w:r>
       <w:r>
         <w:rPr>
@@ -1968,7 +1991,7 @@
           <w:rFonts w:ascii="Times New Roman" w:hAnsi="Times New Roman" w:cs="Times New Roman"/>
           <w:rtl/>
         </w:rPr>
-        <w:t>״</w:t>
+        <w:t>"</w:t>
       </w:r>
       <w:r>
         <w:rPr>
@@ -2020,7 +2043,7 @@
           <w:rFonts w:ascii="Times New Roman" w:hAnsi="Times New Roman" w:cs="Times New Roman"/>
           <w:rtl/>
         </w:rPr>
-        <w:t>״</w:t>
+        <w:t>"</w:t>
       </w:r>
       <w:r>
         <w:rPr>
@@ -3355,7 +3378,7 @@
         <w:rPr>
           <w:rFonts w:ascii="Times New Roman" w:hAnsi="Times New Roman" w:cs="Times New Roman"/>
         </w:rPr>
-        <w:t xml:space="preserve">. No one ever said Hashem caused them pain, because they recognized </w:t>
+        <w:t>. No one ever said Hashem caused them pain, because they recognized</w:t>
       </w:r>
       <w:r>
         <w:rPr>
@@ -3785,7 +3808,19 @@
         <w:rPr>
           <w:rFonts w:ascii="Times New Roman" w:hAnsi="Times New Roman" w:cs="Times New Roman"/>
         </w:rPr>
-        <w:t xml:space="preserve"> Then looking the </w:t>
+        <w:t xml:space="preserve"> Then</w:t>
+      </w:r>
+      <w:r>
+        <w:rPr>
+          <w:rFonts w:ascii="Times New Roman" w:hAnsi="Times New Roman" w:cs="Times New Roman"/>
+        </w:rPr>
+        <w:t>,</w:t>
+      </w:r>
+      <w:r>
+        <w:rPr>
+          <w:rFonts w:ascii="Times New Roman" w:hAnsi="Times New Roman" w:cs="Times New Roman"/>
+        </w:rPr>
+        <w:t xml:space="preserve"> looking the </w:t>
       </w:r>
       <w:r>
         <w:rPr>
@@ -4016,7 +4051,7 @@
         <w:rPr>
           <w:rFonts w:ascii="Times New Roman" w:hAnsi="Times New Roman" w:cs="Times New Roman"/>
         </w:rPr>
-        <w:t xml:space="preserve"> into </w:t>
+        <w:t xml:space="preserve"> into</w:t>
       </w:r>
       <w:r>
         <w:rPr>

--- a/Files/04 - Bamidbar/06 - Chukas/5785/Chukas 5785.docx
+++ b/Files/04 - Bamidbar/06 - Chukas/5785/Chukas 5785.docx
@@ -1109,7 +1109,7 @@
           <w:rFonts w:ascii="Times New Roman" w:hAnsi="Times New Roman" w:cs="Times New Roman"/>
           <w:rtl/>
         </w:rPr>
-        <w:t>"</w:t>
+        <w:t>״</w:t>
       </w:r>
       <w:r>
         <w:rPr>
@@ -1160,7 +1160,7 @@
           <w:rFonts w:ascii="Times New Roman" w:hAnsi="Times New Roman" w:cs="Times New Roman"/>
           <w:rtl/>
         </w:rPr>
-        <w:t>"</w:t>
+        <w:t>״</w:t>
       </w:r>
       <w:r>
         <w:rPr>
@@ -1238,7 +1238,7 @@
           <w:rFonts w:ascii="Times New Roman" w:hAnsi="Times New Roman" w:cs="Times New Roman"/>
           <w:rtl/>
         </w:rPr>
-        <w:t>"</w:t>
+        <w:t>״</w:t>
       </w:r>
       <w:r>
         <w:rPr>
@@ -1307,7 +1307,7 @@
           <w:rFonts w:ascii="Times New Roman" w:hAnsi="Times New Roman" w:cs="Times New Roman"/>
           <w:rtl/>
         </w:rPr>
-        <w:t>"</w:t>
+        <w:t>״</w:t>
       </w:r>
       <w:r>
         <w:rPr>
@@ -1371,7 +1371,7 @@
           <w:rFonts w:ascii="Times New Roman" w:hAnsi="Times New Roman" w:cs="Times New Roman"/>
           <w:rtl/>
         </w:rPr>
-        <w:t>"</w:t>
+        <w:t>״</w:t>
       </w:r>
       <w:r>
         <w:rPr>
@@ -1709,7 +1709,7 @@
           <w:rFonts w:ascii="Times New Roman" w:hAnsi="Times New Roman" w:cs="Times New Roman"/>
           <w:rtl/>
         </w:rPr>
-        <w:t>"</w:t>
+        <w:t>״</w:t>
       </w:r>
       <w:r>
         <w:rPr>
@@ -1991,7 +1991,7 @@
           <w:rFonts w:ascii="Times New Roman" w:hAnsi="Times New Roman" w:cs="Times New Roman"/>
           <w:rtl/>
         </w:rPr>
-        <w:t>"</w:t>
+        <w:t>״</w:t>
       </w:r>
       <w:r>
         <w:rPr>
@@ -2043,7 +2043,7 @@
           <w:rFonts w:ascii="Times New Roman" w:hAnsi="Times New Roman" w:cs="Times New Roman"/>
           <w:rtl/>
         </w:rPr>
-        <w:t>"</w:t>
+        <w:t>״</w:t>
       </w:r>
       <w:r>
         <w:rPr>
@@ -3378,7 +3378,7 @@
         <w:rPr>
           <w:rFonts w:ascii="Times New Roman" w:hAnsi="Times New Roman" w:cs="Times New Roman"/>
         </w:rPr>
-        <w:t>. No one ever said Hashem caused them pain, because they recognized</w:t>
+        <w:t xml:space="preserve">. No one ever said Hashem caused them pain, because they recognized </w:t>
       </w:r>
       <w:r>
         <w:rPr>
@@ -4051,7 +4051,7 @@
         <w:rPr>
           <w:rFonts w:ascii="Times New Roman" w:hAnsi="Times New Roman" w:cs="Times New Roman"/>
         </w:rPr>
-        <w:t xml:space="preserve"> into</w:t>
+        <w:t xml:space="preserve"> into </w:t>
       </w:r>
       <w:r>
         <w:rPr>
